--- a/Templates/Решение Поручительство.docx
+++ b/Templates/Решение Поручительство.docx
@@ -8,6 +8,66 @@
         <w:contextualSpacing/>
         <w:jc w:val="center"/>
         <w:rPr>
+          <w:rFonts w:ascii="Times New Roman" w:eastAsia="Times New Roman" w:hAnsi="Times New Roman" w:cs="Times New Roman"/>
+        </w:rPr>
+      </w:pPr>
+      <w:r>
+        <w:rPr>
+          <w:noProof/>
+        </w:rPr>
+        <w:drawing>
+          <wp:inline distT="0" distB="0" distL="0" distR="0" wp14:anchorId="7F055C7D" wp14:editId="0BBA1136">
+            <wp:extent cx="638095" cy="628571"/>
+            <wp:effectExtent l="0" t="0" r="0" b="635"/>
+            <wp:docPr id="1" name="Рисунок 1"/>
+            <wp:cNvGraphicFramePr>
+              <a:graphicFrameLocks xmlns:a="http://schemas.openxmlformats.org/drawingml/2006/main" noChangeAspect="1"/>
+            </wp:cNvGraphicFramePr>
+            <a:graphic xmlns:a="http://schemas.openxmlformats.org/drawingml/2006/main">
+              <a:graphicData uri="http://schemas.openxmlformats.org/drawingml/2006/picture">
+                <pic:pic xmlns:pic="http://schemas.openxmlformats.org/drawingml/2006/picture">
+                  <pic:nvPicPr>
+                    <pic:cNvPr id="1" name=""/>
+                    <pic:cNvPicPr/>
+                  </pic:nvPicPr>
+                  <pic:blipFill>
+                    <a:blip r:embed="rId6"/>
+                    <a:stretch>
+                      <a:fillRect/>
+                    </a:stretch>
+                  </pic:blipFill>
+                  <pic:spPr>
+                    <a:xfrm>
+                      <a:off x="0" y="0"/>
+                      <a:ext cx="638095" cy="628571"/>
+                    </a:xfrm>
+                    <a:prstGeom prst="rect">
+                      <a:avLst/>
+                    </a:prstGeom>
+                  </pic:spPr>
+                </pic:pic>
+              </a:graphicData>
+            </a:graphic>
+          </wp:inline>
+        </w:drawing>
+      </w:r>
+    </w:p>
+    <w:p>
+      <w:pPr>
+        <w:spacing w:line="240" w:lineRule="auto"/>
+        <w:contextualSpacing/>
+        <w:jc w:val="center"/>
+        <w:rPr>
+          <w:rFonts w:ascii="Times New Roman" w:eastAsia="Times New Roman" w:hAnsi="Times New Roman" w:cs="Times New Roman"/>
+        </w:rPr>
+      </w:pPr>
+    </w:p>
+    <w:p>
+      <w:pPr>
+        <w:spacing w:line="240" w:lineRule="auto"/>
+        <w:contextualSpacing/>
+        <w:jc w:val="center"/>
+        <w:rPr>
           <w:rFonts w:ascii="Times New Roman" w:hAnsi="Times New Roman" w:cs="Times New Roman"/>
         </w:rPr>
       </w:pPr>
@@ -31,7 +91,21 @@
         <w:rPr>
           <w:rFonts w:ascii="Times New Roman" w:eastAsia="Times New Roman" w:hAnsi="Times New Roman" w:cs="Times New Roman"/>
         </w:rPr>
-        <w:t>344 002 г. Ростов-на-Дону, ул. Станиславского, 10/11-13</w:t>
+        <w:t xml:space="preserve">344 002 г. </w:t>
+      </w:r>
+      <w:proofErr w:type="spellStart"/>
+      <w:r>
+        <w:rPr>
+          <w:rFonts w:ascii="Times New Roman" w:eastAsia="Times New Roman" w:hAnsi="Times New Roman" w:cs="Times New Roman"/>
+        </w:rPr>
+        <w:t>Ростов</w:t>
+      </w:r>
+      <w:proofErr w:type="spellEnd"/>
+      <w:r>
+        <w:rPr>
+          <w:rFonts w:ascii="Times New Roman" w:eastAsia="Times New Roman" w:hAnsi="Times New Roman" w:cs="Times New Roman"/>
+        </w:rPr>
+        <w:t>-на-Дону, ул. Станиславского, 10/11-13</w:t>
       </w:r>
     </w:p>
     <w:p>
@@ -41,6 +115,7 @@
         <w:jc w:val="center"/>
         <w:rPr>
           <w:rFonts w:ascii="Times New Roman" w:hAnsi="Times New Roman" w:cs="Times New Roman"/>
+          <w:lang w:val="en-US"/>
         </w:rPr>
       </w:pPr>
       <w:r>
@@ -53,6 +128,7 @@
       <w:r>
         <w:rPr>
           <w:rFonts w:ascii="Times New Roman" w:eastAsia="Times New Roman" w:hAnsi="Times New Roman" w:cs="Times New Roman"/>
+          <w:lang w:val="en-US"/>
         </w:rPr>
         <w:t>://</w:t>
       </w:r>
@@ -66,6 +142,7 @@
       <w:r>
         <w:rPr>
           <w:rFonts w:ascii="Times New Roman" w:eastAsia="Times New Roman" w:hAnsi="Times New Roman" w:cs="Times New Roman"/>
+          <w:lang w:val="en-US"/>
         </w:rPr>
         <w:t>.</w:t>
       </w:r>
@@ -79,6 +156,7 @@
       <w:r>
         <w:rPr>
           <w:rFonts w:ascii="Times New Roman" w:eastAsia="Times New Roman" w:hAnsi="Times New Roman" w:cs="Times New Roman"/>
+          <w:lang w:val="en-US"/>
         </w:rPr>
         <w:t>.</w:t>
       </w:r>
@@ -92,6 +170,7 @@
       <w:r>
         <w:rPr>
           <w:rFonts w:ascii="Times New Roman" w:eastAsia="Times New Roman" w:hAnsi="Times New Roman" w:cs="Times New Roman"/>
+          <w:lang w:val="en-US"/>
         </w:rPr>
         <w:t>.</w:t>
       </w:r>
@@ -105,6 +184,7 @@
       <w:r>
         <w:rPr>
           <w:rFonts w:ascii="Times New Roman" w:eastAsia="Times New Roman" w:hAnsi="Times New Roman" w:cs="Times New Roman"/>
+          <w:lang w:val="en-US"/>
         </w:rPr>
         <w:t xml:space="preserve">; </w:t>
       </w:r>
@@ -117,6 +197,7 @@
       <w:r>
         <w:rPr>
           <w:rFonts w:ascii="Times New Roman" w:eastAsia="Times New Roman" w:hAnsi="Times New Roman" w:cs="Times New Roman"/>
+          <w:lang w:val="en-US"/>
         </w:rPr>
         <w:t>-</w:t>
       </w:r>
@@ -130,6 +211,7 @@
       <w:r>
         <w:rPr>
           <w:rFonts w:ascii="Times New Roman" w:eastAsia="Times New Roman" w:hAnsi="Times New Roman" w:cs="Times New Roman"/>
+          <w:lang w:val="en-US"/>
         </w:rPr>
         <w:t xml:space="preserve">: </w:t>
       </w:r>
@@ -143,6 +225,7 @@
       <w:r>
         <w:rPr>
           <w:rFonts w:ascii="Times New Roman" w:eastAsia="Times New Roman" w:hAnsi="Times New Roman" w:cs="Times New Roman"/>
+          <w:lang w:val="en-US"/>
         </w:rPr>
         <w:t>@</w:t>
       </w:r>
@@ -156,6 +239,7 @@
       <w:r>
         <w:rPr>
           <w:rFonts w:ascii="Times New Roman" w:eastAsia="Times New Roman" w:hAnsi="Times New Roman" w:cs="Times New Roman"/>
+          <w:lang w:val="en-US"/>
         </w:rPr>
         <w:t>.</w:t>
       </w:r>
@@ -169,6 +253,7 @@
       <w:r>
         <w:rPr>
           <w:rFonts w:ascii="Times New Roman" w:eastAsia="Times New Roman" w:hAnsi="Times New Roman" w:cs="Times New Roman"/>
+          <w:lang w:val="en-US"/>
         </w:rPr>
         <w:t>.</w:t>
       </w:r>
@@ -189,6 +274,7 @@
           <w:rFonts w:ascii="Times New Roman" w:hAnsi="Times New Roman" w:cs="Times New Roman"/>
           <w:sz w:val="36"/>
           <w:szCs w:val="36"/>
+          <w:lang w:val="en-US"/>
         </w:rPr>
       </w:pPr>
     </w:p>
@@ -255,7 +341,21 @@
               <w:rPr>
                 <w:rFonts w:ascii="Times New Roman" w:eastAsia="Times New Roman" w:hAnsi="Times New Roman" w:cs="Times New Roman"/>
               </w:rPr>
-              <w:t>г. Ростов-на-Дону</w:t>
+              <w:t xml:space="preserve">г. </w:t>
+            </w:r>
+            <w:proofErr w:type="spellStart"/>
+            <w:r>
+              <w:rPr>
+                <w:rFonts w:ascii="Times New Roman" w:eastAsia="Times New Roman" w:hAnsi="Times New Roman" w:cs="Times New Roman"/>
+              </w:rPr>
+              <w:t>Ростов</w:t>
+            </w:r>
+            <w:proofErr w:type="spellEnd"/>
+            <w:r>
+              <w:rPr>
+                <w:rFonts w:ascii="Times New Roman" w:eastAsia="Times New Roman" w:hAnsi="Times New Roman" w:cs="Times New Roman"/>
+              </w:rPr>
+              <w:t>-на-Дону</w:t>
             </w:r>
           </w:p>
           <w:p>
@@ -668,7 +768,14 @@
         <w:rPr>
           <w:rFonts w:ascii="Times New Roman" w:eastAsia="Times New Roman" w:hAnsi="Times New Roman" w:cs="Times New Roman"/>
         </w:rPr>
-        <w:t>По результатам рассмотрения обоснованности заявления о признании банкротом, если гражданин не соответствует требованиям для утверждения плана реструктуризации долгов, установленным пунктом 1 статьи 213.13 Закона о банкротстве, арбитражный суд вправе на основании ходатайства гражданина вынести решение о признании банкротом и введении процедуры реализации имущества гражданина (пункт 8 статьи 213.6 Закона о банкротстве).</w:t>
+        <w:t xml:space="preserve">По результатам рассмотрения обоснованности заявления о признании банкротом, если гражданин не соответствует требованиям для утверждения плана реструктуризации долгов, </w:t>
+      </w:r>
+      <w:r>
+        <w:rPr>
+          <w:rFonts w:ascii="Times New Roman" w:eastAsia="Times New Roman" w:hAnsi="Times New Roman" w:cs="Times New Roman"/>
+        </w:rPr>
+        <w:lastRenderedPageBreak/>
+        <w:t>установленным пунктом 1 статьи 213.13 Закона о банкротстве, арбитражный суд вправе на основании ходатайства гражданина вынести решение о признании банкротом и введении процедуры реализации имущества гражданина (пункт 8 статьи 213.6 Закона о банкротстве).</w:t>
       </w:r>
     </w:p>
     <w:p>
@@ -684,7 +791,6 @@
         <w:rPr>
           <w:rFonts w:ascii="Times New Roman" w:eastAsia="Times New Roman" w:hAnsi="Times New Roman" w:cs="Times New Roman"/>
         </w:rPr>
-        <w:lastRenderedPageBreak/>
         <w:t>Суд установил, что по состоянию на дату судебного заседания неудовлетворенные требования составляют [12] руб., что более пятьсот тысяч рублей, при этом просрочка исполнения превышает три месяца, следовательно, заявление соответствует требованиям, предусмотренным пунктом 2 статьи 213.3 Закона о банкротстве.</w:t>
       </w:r>
     </w:p>
@@ -958,6 +1064,7 @@
         <w:rPr>
           <w:rFonts w:ascii="Times New Roman" w:eastAsia="Times New Roman" w:hAnsi="Times New Roman" w:cs="Times New Roman"/>
         </w:rPr>
+        <w:lastRenderedPageBreak/>
         <w:t xml:space="preserve">Утвердить финансовым управляющим </w:t>
       </w:r>
       <w:r>
@@ -1035,7 +1142,6 @@
         <w:rPr>
           <w:rFonts w:ascii="Times New Roman" w:eastAsia="Times New Roman" w:hAnsi="Times New Roman" w:cs="Times New Roman"/>
         </w:rPr>
-        <w:lastRenderedPageBreak/>
         <w:t>Обязать должника представить:</w:t>
       </w:r>
     </w:p>
@@ -1091,7 +1197,19 @@
         <w:rPr>
           <w:rFonts w:ascii="Times New Roman" w:eastAsia="Times New Roman" w:hAnsi="Times New Roman" w:cs="Times New Roman"/>
         </w:rPr>
-        <w:t xml:space="preserve">– опись имушества с указанием места нахождения или хранения имущества, в том числе имущества, являющегося предметом залога, с указанием наименования или фамилии, имени и отчества залогодержателя; </w:t>
+        <w:t xml:space="preserve">– опись </w:t>
+      </w:r>
+      <w:r>
+        <w:rPr>
+          <w:rFonts w:ascii="Times New Roman" w:eastAsia="Times New Roman" w:hAnsi="Times New Roman" w:cs="Times New Roman"/>
+        </w:rPr>
+        <w:t>имущества</w:t>
+      </w:r>
+      <w:r>
+        <w:rPr>
+          <w:rFonts w:ascii="Times New Roman" w:eastAsia="Times New Roman" w:hAnsi="Times New Roman" w:cs="Times New Roman"/>
+        </w:rPr>
+        <w:t xml:space="preserve"> с указанием места нахождения или хранения имущества, в том числе имущества, являющегося предметом залога, с указанием наименования или фамилии, имени и отчества залогодержателя; </w:t>
       </w:r>
     </w:p>
     <w:p>
@@ -1120,7 +1238,35 @@
         <w:rPr>
           <w:rFonts w:ascii="Times New Roman" w:eastAsia="Times New Roman" w:hAnsi="Times New Roman" w:cs="Times New Roman"/>
         </w:rPr>
-        <w:t>Разъяснить органам государственной власти (Росреестр, Росгвардия, Управление ЗАГС по Ростовской области, Ростовоблгостехнадзор, МВД России, ФНС России, МЧС России и пр.), органам местного самоуправления, органам управления государственными внебюджетными фондами Российской Федерации, что финансовый управляющий вправе получать сведения о должнике, имуществе должника и его супруга без предварительного обращения в арбитражный суд.</w:t>
+        <w:t xml:space="preserve">Разъяснить органам государственной власти (Росреестр, </w:t>
+      </w:r>
+      <w:proofErr w:type="spellStart"/>
+      <w:r>
+        <w:rPr>
+          <w:rFonts w:ascii="Times New Roman" w:eastAsia="Times New Roman" w:hAnsi="Times New Roman" w:cs="Times New Roman"/>
+        </w:rPr>
+        <w:t>Росгвардия</w:t>
+      </w:r>
+      <w:proofErr w:type="spellEnd"/>
+      <w:r>
+        <w:rPr>
+          <w:rFonts w:ascii="Times New Roman" w:eastAsia="Times New Roman" w:hAnsi="Times New Roman" w:cs="Times New Roman"/>
+        </w:rPr>
+        <w:t xml:space="preserve">, Управление ЗАГС по Ростовской области, </w:t>
+      </w:r>
+      <w:proofErr w:type="spellStart"/>
+      <w:r>
+        <w:rPr>
+          <w:rFonts w:ascii="Times New Roman" w:eastAsia="Times New Roman" w:hAnsi="Times New Roman" w:cs="Times New Roman"/>
+        </w:rPr>
+        <w:t>Ростовоблгостехнадзор</w:t>
+      </w:r>
+      <w:proofErr w:type="spellEnd"/>
+      <w:r>
+        <w:rPr>
+          <w:rFonts w:ascii="Times New Roman" w:eastAsia="Times New Roman" w:hAnsi="Times New Roman" w:cs="Times New Roman"/>
+        </w:rPr>
+        <w:t>, МВД России, ФНС России, МЧС России и пр.), органам местного самоуправления, органам управления государственными внебюджетными фондами Российской Федерации, что финансовый управляющий вправе получать сведения о должнике, имуществе должника и его супруга без предварительного обращения в арбитражный суд.</w:t>
       </w:r>
     </w:p>
     <w:p>
@@ -1511,7 +1657,7 @@
     <w:lsdException w:name="Table Web 2" w:semiHidden="1" w:unhideWhenUsed="1"/>
     <w:lsdException w:name="Table Web 3" w:semiHidden="1" w:unhideWhenUsed="1"/>
     <w:lsdException w:name="Balloon Text" w:semiHidden="1" w:unhideWhenUsed="1"/>
-    <w:lsdException w:name="Table Grid" w:semiHidden="1" w:uiPriority="59" w:unhideWhenUsed="1"/>
+    <w:lsdException w:name="Table Grid" w:uiPriority="59"/>
     <w:lsdException w:name="Table Theme" w:semiHidden="1" w:unhideWhenUsed="1"/>
     <w:lsdException w:name="Placeholder Text" w:semiHidden="1"/>
     <w:lsdException w:name="No Spacing" w:uiPriority="1" w:qFormat="1"/>
